--- a/Asdourian Wybranski Project 2 Report.docx
+++ b/Asdourian Wybranski Project 2 Report.docx
@@ -1198,7 +1198,15 @@
                 <w:sz w:val="30"/>
                 <w:szCs w:val="30"/>
               </w:rPr>
-              <w:t>12</w:t>
+              <w:t>1</w:t>
+            </w:r>
+            <w:r>
+              <w:rPr>
+                <w:rFonts w:ascii="Times New Roman" w:hAnsi="Times New Roman" w:cs="Times New Roman"/>
+                <w:sz w:val="30"/>
+                <w:szCs w:val="30"/>
+              </w:rPr>
+              <w:t>0</w:t>
             </w:r>
           </w:p>
         </w:tc>
@@ -1266,7 +1274,15 @@
                 <w:sz w:val="30"/>
                 <w:szCs w:val="30"/>
               </w:rPr>
-              <w:t>12</w:t>
+              <w:t>1</w:t>
+            </w:r>
+            <w:r>
+              <w:rPr>
+                <w:rFonts w:ascii="Times New Roman" w:hAnsi="Times New Roman" w:cs="Times New Roman"/>
+                <w:sz w:val="30"/>
+                <w:szCs w:val="30"/>
+              </w:rPr>
+              <w:t>1</w:t>
             </w:r>
           </w:p>
         </w:tc>
